--- a/docs/docflow-terms-of-service.docx
+++ b/docs/docflow-terms-of-service.docx
@@ -272,7 +272,7 @@
         <w:spacing w:after="60"/>
       </w:pPr>
       <w:r>
-        <w:t xml:space="preserve">Provider may terminate for cause immediately upon material breach or non-payment that remains uncured after [15] days' notice</w:t>
+        <w:t xml:space="preserve">Provider may terminate for cause immediately upon material breach or non-payment that remains uncured after [14] days' notice</w:t>
       </w:r>
     </w:p>
     <w:p>
